--- a/docs/Hybrid_Retrieval_Scope_PostgreSQL_FullText_pgvector.docx
+++ b/docs/Hybrid_Retrieval_Scope_PostgreSQL_FullText_pgvector.docx
@@ -2,6 +2,16 @@
 <file path=word/document.xml><?xml version="1.0" encoding="utf-8"?>
 <w:document xmlns:wpc="http://schemas.microsoft.com/office/word/2010/wordprocessingCanvas" xmlns:mo="http://schemas.microsoft.com/office/mac/office/2008/main" xmlns:mc="http://schemas.openxmlformats.org/markup-compatibility/2006" xmlns:mv="urn:schemas-microsoft-com:mac:vml" xmlns:o="urn:schemas-microsoft-com:office:office" xmlns:r="http://schemas.openxmlformats.org/officeDocument/2006/relationships" xmlns:m="http://schemas.openxmlformats.org/officeDocument/2006/math" xmlns:v="urn:schemas-microsoft-com:vml" xmlns:wp14="http://schemas.microsoft.com/office/word/2010/wordprocessingDrawing" xmlns:wp="http://schemas.openxmlformats.org/drawingml/2006/wordprocessingDrawing" xmlns:w10="urn:schemas-microsoft-com:office:word" xmlns:w="http://schemas.openxmlformats.org/wordprocessingml/2006/main" xmlns:w14="http://schemas.microsoft.com/office/word/2010/wordml" xmlns:wpg="http://schemas.microsoft.com/office/word/2010/wordprocessingGroup" xmlns:wpi="http://schemas.microsoft.com/office/word/2010/wordprocessingInk" xmlns:wne="http://schemas.microsoft.com/office/word/2006/wordml" xmlns:wps="http://schemas.microsoft.com/office/word/2010/wordprocessingShape" mc:Ignorable="w14 wp14">
   <w:body>
+    <w:p>
+      <w:ins w:id="18" w:author="CareConnect Doc Refresh" w:date="2026-09-01T19:12:01Z">
+        <w:r>
+          <w:rPr>
+            <w:i/>
+          </w:rPr>
+          <w:t xml:space="preserve">[Track Changes] Revisions by CareConnect Doc Refresh on 2026-09-01. Open Review tab → All Markup to see insertions/deletions.</w:t>
+        </w:r>
+      </w:ins>
+    </w:p>
     <w:p>
       <w:pPr>
         <w:pStyle w:val="Title"/>
@@ -26,6 +36,96 @@
         <w:t>Derived from Team E SRS v2.0, Milestone 2 TDD, Software Test Plan, Project Plan, and the CareConnect application codebase.</w:t>
       </w:r>
     </w:p>
+    <w:ins w:id="1" w:author="CareConnect Doc Refresh" w:date="2026-09-01T19:12:01Z">
+      <w:p>
+        <w:r>
+          <w:rPr>
+            <w:highlight w:val="yellow"/>
+          </w:rPr>
+          <w:t>Codebase refresh: June 2026 (post PR #88 Bedrock/Claude, PR #89 participant handling)</w:t>
+        </w:r>
+      </w:p>
+    </w:ins>
+    <w:ins w:id="2" w:author="CareConnect Doc Refresh" w:date="2026-09-01T19:12:01Z">
+      <w:p>
+        <w:pPr>
+          <w:pStyle w:val="ListBullet"/>
+        </w:pPr>
+        <w:r>
+          <w:t>AI chat opt-in: careconnect.ai.enabled=false by default in application-dev.properties; AIChatController and Bedrock beans load only when CARECONNECT_AI_ENABLED=true.</w:t>
+        </w:r>
+      </w:p>
+    </w:ins>
+    <w:ins w:id="3" w:author="CareConnect Doc Refresh" w:date="2026-09-01T19:12:01Z">
+      <w:p>
+        <w:pPr>
+          <w:pStyle w:val="ListBullet"/>
+        </w:pPr>
+        <w:r>
+          <w:t>Primary AI provider is Bedrock (careconnect.ai.provider=bedrock) via AIServiceFactory → BedrockAIChatAdapter → BedrockAIChatService; DeepSeek chat path disabled (DefaultAIChatService throws).</w:t>
+        </w:r>
+      </w:p>
+    </w:ins>
+    <w:ins w:id="4" w:author="CareConnect Doc Refresh" w:date="2026-09-01T19:12:01Z">
+      <w:p>
+        <w:pPr>
+          <w:pStyle w:val="ListBullet"/>
+        </w:pPr>
+        <w:r>
+          <w:t>BedrockModelSupport adds approved Claude Sonnet 4/4.5/4.6 and Nova models with inference-profile routing.</w:t>
+        </w:r>
+      </w:p>
+    </w:ins>
+    <w:ins w:id="5" w:author="CareConnect Doc Refresh" w:date="2026-09-01T19:12:01Z">
+      <w:p>
+        <w:pPr>
+          <w:pStyle w:val="ListBullet"/>
+        </w:pPr>
+        <w:r>
+          <w:t>BedrockAIChatService sends user message only — MedicalContextService / PatientContextRetrievalService are not wired into the active Bedrock chat path (medical context injection gap).</w:t>
+        </w:r>
+      </w:p>
+    </w:ins>
+    <w:ins w:id="6" w:author="CareConnect Doc Refresh" w:date="2026-09-01T19:12:01Z">
+      <w:p>
+        <w:pPr>
+          <w:pStyle w:val="ListBullet"/>
+        </w:pPr>
+        <w:r>
+          <w:t>Voice form AI (symptom/allergy): careconnect.deepseek.enabled=false in dev disables AiSymptomController and AiAllergyController even though matchIfMissing=true.</w:t>
+        </w:r>
+      </w:p>
+    </w:ins>
+    <w:ins w:id="7" w:author="CareConnect Doc Refresh" w:date="2026-09-01T19:12:01Z">
+      <w:p>
+        <w:pPr>
+          <w:pStyle w:val="ListBullet"/>
+        </w:pPr>
+        <w:r>
+          <w:t>Video calls: frontend VideoCallService tracks participantUserIds and POSTs them on /end; CallController.mergeParticipantUserIds improves multi-party end detection; participant-left vs call-ended WS events.</w:t>
+        </w:r>
+      </w:p>
+    </w:ins>
+    <w:ins w:id="8" w:author="CareConnect Doc Refresh" w:date="2026-09-01T19:12:01Z">
+      <w:p>
+        <w:pPr>
+          <w:pStyle w:val="ListBullet"/>
+        </w:pPr>
+        <w:r>
+          <w:t>ChimeService caches attendee credentials per (callId, userId) for idempotent re-join (no duplicate externalUserId errors).</w:t>
+        </w:r>
+      </w:p>
+    </w:ins>
+    <w:ins w:id="9" w:author="CareConnect Doc Refresh" w:date="2026-09-01T19:12:01Z">
+      <w:p>
+        <w:pPr>
+          <w:pStyle w:val="ListBullet"/>
+        </w:pPr>
+        <w:r>
+          <w:t>Hybrid retrieval (retrieval_index_chunk, FTS, pgvector Ask AI gateway) still not implemented — gaps below remain open.</w:t>
+        </w:r>
+      </w:p>
+    </w:ins>
     <w:p/>
     <w:p>
       <w:pPr>
@@ -1830,271 +1930,387 @@
         <w:t>11.2 Partially Implemented (Related but Not Hybrid)</w:t>
       </w:r>
     </w:p>
-    <w:tbl>
-      <w:tblPr>
-        <w:tblStyle w:val="TableGrid"/>
-        <w:tblW w:type="auto" w:w="0"/>
-        <w:tblLook w:firstColumn="1" w:firstRow="1" w:lastColumn="0" w:lastRow="0" w:noHBand="0" w:noVBand="1" w:val="04A0"/>
-      </w:tblPr>
-      <w:tblGrid>
-        <w:gridCol w:w="2160"/>
-        <w:gridCol w:w="2160"/>
-        <w:gridCol w:w="2160"/>
-        <w:gridCol w:w="2160"/>
-      </w:tblGrid>
-      <w:tr>
-        <w:tc>
-          <w:tcPr>
-            <w:tcW w:type="dxa" w:w="2160"/>
-          </w:tcPr>
-          <w:p>
-            <w:r>
-              <w:t>Component</w:t>
-            </w:r>
-          </w:p>
-        </w:tc>
-        <w:tc>
-          <w:tcPr>
-            <w:tcW w:type="dxa" w:w="2160"/>
-          </w:tcPr>
-          <w:p>
-            <w:r>
-              <w:t>Location</w:t>
-            </w:r>
-          </w:p>
-        </w:tc>
-        <w:tc>
-          <w:tcPr>
-            <w:tcW w:type="dxa" w:w="2160"/>
-          </w:tcPr>
-          <w:p>
-            <w:r>
-              <w:t>Current behavior</w:t>
-            </w:r>
-          </w:p>
-        </w:tc>
-        <w:tc>
-          <w:tcPr>
-            <w:tcW w:type="dxa" w:w="2160"/>
-          </w:tcPr>
-          <w:p>
-            <w:r>
-              <w:t>Hybrid gap</w:t>
-            </w:r>
-          </w:p>
-        </w:tc>
-      </w:tr>
-      <w:tr>
-        <w:tc>
-          <w:tcPr>
-            <w:tcW w:type="dxa" w:w="2160"/>
-          </w:tcPr>
-          <w:p>
-            <w:r>
-              <w:t>Call transcript storage</w:t>
-            </w:r>
-          </w:p>
-        </w:tc>
-        <w:tc>
-          <w:tcPr>
-            <w:tcW w:type="dxa" w:w="2160"/>
-          </w:tcPr>
-          <w:p>
-            <w:r>
-              <w:t>CallTranscriptService, call_transcript_segments</w:t>
-            </w:r>
-          </w:p>
-        </w:tc>
-        <w:tc>
-          <w:tcPr>
-            <w:tcW w:type="dxa" w:w="2160"/>
-          </w:tcPr>
-          <w:p>
-            <w:r>
-              <w:t>Live DB + S3 archive merge for reads</w:t>
-            </w:r>
-          </w:p>
-        </w:tc>
-        <w:tc>
-          <w:tcPr>
-            <w:tcW w:type="dxa" w:w="2160"/>
-          </w:tcPr>
-          <w:p>
-            <w:r>
-              <w:t>No FTS/pgvector index; not wired to Ask AI</w:t>
-            </w:r>
-          </w:p>
-        </w:tc>
-      </w:tr>
-      <w:tr>
-        <w:tc>
-          <w:tcPr>
-            <w:tcW w:type="dxa" w:w="2160"/>
-          </w:tcPr>
-          <w:p>
-            <w:r>
-              <w:t>Call summaries</w:t>
-            </w:r>
-          </w:p>
-        </w:tc>
-        <w:tc>
-          <w:tcPr>
-            <w:tcW w:type="dxa" w:w="2160"/>
-          </w:tcPr>
-          <w:p>
-            <w:r>
-              <w:t>CallSummaryService, call_summaries</w:t>
-            </w:r>
-          </w:p>
-        </w:tc>
-        <w:tc>
-          <w:tcPr>
-            <w:tcW w:type="dxa" w:w="2160"/>
-          </w:tcPr>
-          <w:p>
-            <w:r>
-              <w:t>Bedrock summary generation + storage</w:t>
-            </w:r>
-          </w:p>
-        </w:tc>
-        <w:tc>
-          <w:tcPr>
-            <w:tcW w:type="dxa" w:w="2160"/>
-          </w:tcPr>
-          <w:p>
-            <w:r>
-              <w:t>FR-SUM-7 indexing pipeline not implemented</w:t>
-            </w:r>
-          </w:p>
-        </w:tc>
-      </w:tr>
-      <w:tr>
-        <w:tc>
-          <w:tcPr>
-            <w:tcW w:type="dxa" w:w="2160"/>
-          </w:tcPr>
-          <w:p>
-            <w:r>
-              <w:t>USPS digest search</w:t>
-            </w:r>
-          </w:p>
-        </w:tc>
-        <w:tc>
-          <w:tcPr>
-            <w:tcW w:type="dxa" w:w="2160"/>
-          </w:tcPr>
-          <w:p>
-            <w:r>
-              <w:t>USPSDigestService.search()</w:t>
-            </w:r>
-          </w:p>
-        </w:tc>
-        <w:tc>
-          <w:tcPr>
-            <w:tcW w:type="dxa" w:w="2160"/>
-          </w:tcPr>
-          <w:p>
-            <w:r>
-              <w:t>Keyword scan of cached digest JSON</w:t>
-            </w:r>
-          </w:p>
-        </w:tc>
-        <w:tc>
-          <w:tcPr>
-            <w:tcW w:type="dxa" w:w="2160"/>
-          </w:tcPr>
-          <w:p>
-            <w:r>
-              <w:t>No pgvector; no hybrid rank</w:t>
-            </w:r>
-          </w:p>
-        </w:tc>
-      </w:tr>
-      <w:tr>
-        <w:tc>
-          <w:tcPr>
-            <w:tcW w:type="dxa" w:w="2160"/>
-          </w:tcPr>
-          <w:p>
-            <w:r>
-              <w:t>AI chat</w:t>
-            </w:r>
-          </w:p>
-        </w:tc>
-        <w:tc>
-          <w:tcPr>
-            <w:tcW w:type="dxa" w:w="2160"/>
-          </w:tcPr>
-          <w:p>
-            <w:r>
-              <w:t>BedrockAIChatService</w:t>
-            </w:r>
-          </w:p>
-        </w:tc>
-        <w:tc>
-          <w:tcPr>
-            <w:tcW w:type="dxa" w:w="2160"/>
-          </w:tcPr>
-          <w:p>
-            <w:r>
-              <w:t>Direct Bedrock call without RAG</w:t>
-            </w:r>
-          </w:p>
-        </w:tc>
-        <w:tc>
-          <w:tcPr>
-            <w:tcW w:type="dxa" w:w="2160"/>
-          </w:tcPr>
-          <w:p>
-            <w:r>
-              <w:t>No retrieval layer integration</w:t>
-            </w:r>
-          </w:p>
-        </w:tc>
-      </w:tr>
-      <w:tr>
-        <w:tc>
-          <w:tcPr>
-            <w:tcW w:type="dxa" w:w="2160"/>
-          </w:tcPr>
-          <w:p>
-            <w:r>
-              <w:t>Patient context retrieval</w:t>
-            </w:r>
-          </w:p>
-        </w:tc>
-        <w:tc>
-          <w:tcPr>
-            <w:tcW w:type="dxa" w:w="2160"/>
-          </w:tcPr>
-          <w:p>
-            <w:r>
-              <w:t>PatientContextRetrievalService</w:t>
-            </w:r>
-          </w:p>
-        </w:tc>
-        <w:tc>
-          <w:tcPr>
-            <w:tcW w:type="dxa" w:w="2160"/>
-          </w:tcPr>
-          <w:p>
-            <w:r>
-              <w:t>In-memory substring match only</w:t>
-            </w:r>
-          </w:p>
-        </w:tc>
-        <w:tc>
-          <w:tcPr>
-            <w:tcW w:type="dxa" w:w="2160"/>
-          </w:tcPr>
-          <w:p>
-            <w:r>
-              <w:t>Placeholder; no PostgreSQL or embeddings</w:t>
-            </w:r>
-          </w:p>
-        </w:tc>
-      </w:tr>
-    </w:tbl>
+    <w:p>
+      <w:del w:id="10" w:author="CareConnect Doc Refresh" w:date="2026-09-01T19:12:01Z">
+        <w:r>
+          <w:delText xml:space="preserve">Component || Location || Current behavior || Hybrid gap
+Call transcript storage || CallTranscriptService, call_transcript_segments || Live DB + S3 archive merge for reads || No FTS/pgvector index; not wired to Ask AI
+Call summaries || CallSummaryService, call_summaries || Bedrock summary generation + storage || FR-SUM-7 indexing pipeline not implemented
+USPS digest search || USPSDigestService.search() || Keyword scan of cached digest JSON || No pgvector; no hybrid rank
+AI chat || BedrockAIChatService || Direct Bedrock call without RAG || No retrieval layer integration
+Patient context retrieval || PatientContextRetrievalService || In-memory substring match only || Placeholder; no PostgreSQL or embeddings</w:delText>
+        </w:r>
+      </w:del>
+    </w:p>
+    <w:ins w:id="11" w:author="CareConnect Doc Refresh" w:date="2026-09-01T19:12:01Z">
+      <w:tbl>
+        <w:tblPr>
+          <w:tblStyle w:val="TableGrid"/>
+          <w:tblW w:type="auto" w:w="0"/>
+          <w:tblLook w:firstColumn="1" w:firstRow="1" w:lastColumn="0" w:lastRow="0" w:noHBand="0" w:noVBand="1" w:val="04A0"/>
+        </w:tblPr>
+        <w:tblGrid>
+          <w:gridCol w:w="2160"/>
+          <w:gridCol w:w="2160"/>
+          <w:gridCol w:w="2160"/>
+          <w:gridCol w:w="2160"/>
+        </w:tblGrid>
+        <w:tr>
+          <w:tc>
+            <w:tcPr>
+              <w:tcW w:type="dxa" w:w="2160"/>
+            </w:tcPr>
+            <w:p>
+              <w:r>
+                <w:t>Component</w:t>
+              </w:r>
+            </w:p>
+          </w:tc>
+          <w:tc>
+            <w:tcPr>
+              <w:tcW w:type="dxa" w:w="2160"/>
+            </w:tcPr>
+            <w:p>
+              <w:r>
+                <w:t>Location</w:t>
+              </w:r>
+            </w:p>
+          </w:tc>
+          <w:tc>
+            <w:tcPr>
+              <w:tcW w:type="dxa" w:w="2160"/>
+            </w:tcPr>
+            <w:p>
+              <w:r>
+                <w:t>Current behavior</w:t>
+              </w:r>
+            </w:p>
+          </w:tc>
+          <w:tc>
+            <w:tcPr>
+              <w:tcW w:type="dxa" w:w="2160"/>
+            </w:tcPr>
+            <w:p>
+              <w:r>
+                <w:t>Hybrid gap</w:t>
+              </w:r>
+            </w:p>
+          </w:tc>
+        </w:tr>
+        <w:tr>
+          <w:tc>
+            <w:tcPr>
+              <w:tcW w:type="dxa" w:w="2160"/>
+            </w:tcPr>
+            <w:p>
+              <w:r>
+                <w:t>Call transcript storage</w:t>
+              </w:r>
+            </w:p>
+          </w:tc>
+          <w:tc>
+            <w:tcPr>
+              <w:tcW w:type="dxa" w:w="2160"/>
+            </w:tcPr>
+            <w:p>
+              <w:r>
+                <w:t>CallTranscriptService, call_transcript_segments</w:t>
+              </w:r>
+            </w:p>
+          </w:tc>
+          <w:tc>
+            <w:tcPr>
+              <w:tcW w:type="dxa" w:w="2160"/>
+            </w:tcPr>
+            <w:p>
+              <w:r>
+                <w:t>Live DB + S3 archive merge for reads</w:t>
+              </w:r>
+            </w:p>
+          </w:tc>
+          <w:tc>
+            <w:tcPr>
+              <w:tcW w:type="dxa" w:w="2160"/>
+            </w:tcPr>
+            <w:p>
+              <w:r>
+                <w:t>No FTS/pgvector index; not wired to Ask AI</w:t>
+              </w:r>
+            </w:p>
+          </w:tc>
+        </w:tr>
+        <w:tr>
+          <w:tc>
+            <w:tcPr>
+              <w:tcW w:type="dxa" w:w="2160"/>
+            </w:tcPr>
+            <w:p>
+              <w:r>
+                <w:t>Call summaries</w:t>
+              </w:r>
+            </w:p>
+          </w:tc>
+          <w:tc>
+            <w:tcPr>
+              <w:tcW w:type="dxa" w:w="2160"/>
+            </w:tcPr>
+            <w:p>
+              <w:r>
+                <w:t>CallSummaryService, call_summaries</w:t>
+              </w:r>
+            </w:p>
+          </w:tc>
+          <w:tc>
+            <w:tcPr>
+              <w:tcW w:type="dxa" w:w="2160"/>
+            </w:tcPr>
+            <w:p>
+              <w:r>
+                <w:t>Bedrock summary generation + storage</w:t>
+              </w:r>
+            </w:p>
+          </w:tc>
+          <w:tc>
+            <w:tcPr>
+              <w:tcW w:type="dxa" w:w="2160"/>
+            </w:tcPr>
+            <w:p>
+              <w:r>
+                <w:t>FR-SUM-7 indexing pipeline not implemented</w:t>
+              </w:r>
+            </w:p>
+          </w:tc>
+        </w:tr>
+        <w:tr>
+          <w:tc>
+            <w:tcPr>
+              <w:tcW w:type="dxa" w:w="2160"/>
+            </w:tcPr>
+            <w:p>
+              <w:r>
+                <w:t>USPS digest search</w:t>
+              </w:r>
+            </w:p>
+          </w:tc>
+          <w:tc>
+            <w:tcPr>
+              <w:tcW w:type="dxa" w:w="2160"/>
+            </w:tcPr>
+            <w:p>
+              <w:r>
+                <w:t>USPSDigestService.search()</w:t>
+              </w:r>
+            </w:p>
+          </w:tc>
+          <w:tc>
+            <w:tcPr>
+              <w:tcW w:type="dxa" w:w="2160"/>
+            </w:tcPr>
+            <w:p>
+              <w:r>
+                <w:t>Keyword scan of cached digest JSON</w:t>
+              </w:r>
+            </w:p>
+          </w:tc>
+          <w:tc>
+            <w:tcPr>
+              <w:tcW w:type="dxa" w:w="2160"/>
+            </w:tcPr>
+            <w:p>
+              <w:r>
+                <w:t>No pgvector; no hybrid rank</w:t>
+              </w:r>
+            </w:p>
+          </w:tc>
+        </w:tr>
+        <w:tr>
+          <w:tc>
+            <w:tcPr>
+              <w:tcW w:type="dxa" w:w="2160"/>
+            </w:tcPr>
+            <w:p>
+              <w:r>
+                <w:t>AI chat</w:t>
+              </w:r>
+            </w:p>
+          </w:tc>
+          <w:tc>
+            <w:tcPr>
+              <w:tcW w:type="dxa" w:w="2160"/>
+            </w:tcPr>
+            <w:p>
+              <w:r>
+                <w:t>BedrockAIChatService + BedrockAIChatAdapter</w:t>
+              </w:r>
+            </w:p>
+          </w:tc>
+          <w:tc>
+            <w:tcPr>
+              <w:tcW w:type="dxa" w:w="2160"/>
+            </w:tcPr>
+            <w:p>
+              <w:r>
+                <w:t>Opt-in (careconnect.ai.enabled); raw message to Bedrock — no medical context, no RAG</w:t>
+              </w:r>
+            </w:p>
+          </w:tc>
+          <w:tc>
+            <w:tcPr>
+              <w:tcW w:type="dxa" w:w="2160"/>
+            </w:tcPr>
+            <w:p>
+              <w:r>
+                <w:t>No retrieval layer; context injection not wired</w:t>
+              </w:r>
+            </w:p>
+          </w:tc>
+        </w:tr>
+        <w:tr>
+          <w:tc>
+            <w:tcPr>
+              <w:tcW w:type="dxa" w:w="2160"/>
+            </w:tcPr>
+            <w:p>
+              <w:r>
+                <w:t>Medical context builder</w:t>
+              </w:r>
+            </w:p>
+          </w:tc>
+          <w:tc>
+            <w:tcPr>
+              <w:tcW w:type="dxa" w:w="2160"/>
+            </w:tcPr>
+            <w:p>
+              <w:r>
+                <w:t>MedicalContextService</w:t>
+              </w:r>
+            </w:p>
+          </w:tc>
+          <w:tc>
+            <w:tcPr>
+              <w:tcW w:type="dxa" w:w="2160"/>
+            </w:tcPr>
+            <w:p>
+              <w:r>
+                <w:t>Builds vitals/meds/notes but unused by active Bedrock chat path</w:t>
+              </w:r>
+            </w:p>
+          </w:tc>
+          <w:tc>
+            <w:tcPr>
+              <w:tcW w:type="dxa" w:w="2160"/>
+            </w:tcPr>
+            <w:p>
+              <w:r>
+                <w:t>Must re-wire for grounded answers</w:t>
+              </w:r>
+            </w:p>
+          </w:tc>
+        </w:tr>
+        <w:tr>
+          <w:tc>
+            <w:tcPr>
+              <w:tcW w:type="dxa" w:w="2160"/>
+            </w:tcPr>
+            <w:p>
+              <w:r>
+                <w:t>Patient context retrieval</w:t>
+              </w:r>
+            </w:p>
+          </w:tc>
+          <w:tc>
+            <w:tcPr>
+              <w:tcW w:type="dxa" w:w="2160"/>
+            </w:tcPr>
+            <w:p>
+              <w:r>
+                <w:t>PatientContextRetrievalService</w:t>
+              </w:r>
+            </w:p>
+          </w:tc>
+          <w:tc>
+            <w:tcPr>
+              <w:tcW w:type="dxa" w:w="2160"/>
+            </w:tcPr>
+            <w:p>
+              <w:r>
+                <w:t>In-memory substring match only</w:t>
+              </w:r>
+            </w:p>
+          </w:tc>
+          <w:tc>
+            <w:tcPr>
+              <w:tcW w:type="dxa" w:w="2160"/>
+            </w:tcPr>
+            <w:p>
+              <w:r>
+                <w:t>Placeholder; no PostgreSQL or embeddings</w:t>
+              </w:r>
+            </w:p>
+          </w:tc>
+        </w:tr>
+      </w:tbl>
+    </w:ins>
+    <w:ins w:id="12" w:author="CareConnect Doc Refresh" w:date="2026-09-01T19:12:01Z">
+      <w:p>
+        <w:pPr>
+          <w:pStyle w:val="Heading2"/>
+        </w:pPr>
+        <w:r>
+          <w:t>11.4 Recent AI / Bedrock Changes (PR #88)</w:t>
+        </w:r>
+      </w:p>
+    </w:ins>
+    <w:ins w:id="13" w:author="CareConnect Doc Refresh" w:date="2026-09-01T19:12:01Z">
+      <w:p>
+        <w:pPr>
+          <w:pStyle w:val="ListBullet"/>
+        </w:pPr>
+        <w:r>
+          <w:t>careconnect.ai.provider=bedrock; default model amazon.nova-lite-v1:0 (Claude Sonnet 4.5 commented alternate).</w:t>
+        </w:r>
+      </w:p>
+    </w:ins>
+    <w:ins w:id="14" w:author="CareConnect Doc Refresh" w:date="2026-09-01T19:12:01Z">
+      <w:p>
+        <w:pPr>
+          <w:pStyle w:val="ListBullet"/>
+        </w:pPr>
+        <w:r>
+          <w:t>BedrockModelSupport: approved model allowlist, Claude inference-profile ID normalization, Nova vs Claude payload builders.</w:t>
+        </w:r>
+      </w:p>
+    </w:ins>
+    <w:ins w:id="15" w:author="CareConnect Doc Refresh" w:date="2026-09-01T19:12:01Z">
+      <w:p>
+        <w:pPr>
+          <w:pStyle w:val="ListBullet"/>
+        </w:pPr>
+        <w:r>
+          <w:t>AIServiceFactory selects BedrockAIChatService; DefaultAIChatService (DeepSeek) throws if invoked.</w:t>
+        </w:r>
+      </w:p>
+    </w:ins>
+    <w:ins w:id="16" w:author="CareConnect Doc Refresh" w:date="2026-09-01T19:12:01Z">
+      <w:p>
+        <w:pPr>
+          <w:pStyle w:val="ListBullet"/>
+        </w:pPr>
+        <w:r>
+          <w:t>AIChatController @ConditionalOnProperty careconnect.ai.enabled=true — entire /v1/api/ai-chat API absent when disabled.</w:t>
+        </w:r>
+      </w:p>
+    </w:ins>
+    <w:ins w:id="17" w:author="CareConnect Doc Refresh" w:date="2026-09-01T19:12:01Z">
+      <w:p>
+        <w:pPr>
+          <w:pStyle w:val="ListBullet"/>
+        </w:pPr>
+        <w:r>
+          <w:t>README documents opt-in via CARECONNECT_AI_ENABLED=true and AWS credentials for local Bedrock testing.</w:t>
+        </w:r>
+      </w:p>
+    </w:ins>
     <w:p>
       <w:pPr>
         <w:pStyle w:val="Heading2"/>
@@ -2520,12 +2736,6 @@
         <w:t>Hybrid retrieval scope for CareConnect Team E is clearly defined across SRS, TDD, Project Plan, and Test Plan: PostgreSQL structured queries, full-text search, and pgvector semantic search must work together to ground Ask AI, STML recall, and USPS mail queries in authorized patient records. The development environment already provisions pgvector, but the retrieval index schema, embedding pipeline, hybrid rank merge, and Ask AI API remain Milestone 3 implementation work. Existing transcript and summary services provide the primary upstream content sources once indexing hooks and the shared retrieval_index_chunk contract are implemented.</w:t>
       </w:r>
     </w:p>
-    <w:sectPr>
-      <w:pgSz w:w="12240" w:h="15840"/>
-      <w:pgMar w:top="1440" w:right="1800" w:bottom="1440" w:left="1800" w:header="720" w:footer="720" w:gutter="0"/>
-      <w:cols w:space="720"/>
-      <w:docGrid w:linePitch="360"/>
-    </w:sectPr>
   </w:body>
 </w:document>
 </file>
